--- a/word_templates/bang_ke.docx
+++ b/word_templates/bang_ke.docx
@@ -4,75 +4,48 @@
   <w:body>
     <w:p>
       <w:pPr>
-        <w:spacing w:before="0" w:after="0"/>
         <w:jc w:val="center"/>
+        <w:spacing w:line="276" w:lineRule="auto" w:before="0" w:after="0"/>
       </w:pPr>
       <w:r>
         <w:rPr>
-          <w:rFonts w:ascii="Times New Roman" w:hAnsi="Times New Roman"/>
+          <w:rFonts w:ascii="Times New Roman" w:hAnsi="Times New Roman" w:cs="Times New Roman" w:eastAsia="Times New Roman"/>
           <w:b/>
           <w:i w:val="0"/>
-          <w:sz w:val="24"/>
-        </w:rPr>
-        <w:t>TỔNG CÔNG TY VIỄN THÔNG MOBIFONE</w:t>
-      </w:r>
-    </w:p>
-    <w:p>
-      <w:pPr>
-        <w:spacing w:before="0" w:after="120"/>
-        <w:jc w:val="center"/>
-      </w:pPr>
-      <w:r>
-        <w:rPr>
-          <w:rFonts w:ascii="Times New Roman" w:hAnsi="Times New Roman"/>
-          <w:b w:val="0"/>
-          <w:i w:val="0"/>
-          <w:sz w:val="24"/>
-        </w:rPr>
-        <w:t>Đơn vị: MOBIFONE LÂM ĐỒNG</w:t>
-      </w:r>
-    </w:p>
-    <w:p>
-      <w:pPr>
-        <w:spacing w:before="0" w:after="40"/>
-        <w:jc w:val="center"/>
-      </w:pPr>
-      <w:r>
-        <w:rPr>
-          <w:rFonts w:ascii="Times New Roman" w:hAnsi="Times New Roman"/>
-          <w:b/>
-          <w:i w:val="0"/>
-          <w:sz w:val="28"/>
+          <w:sz w:val="32"/>
+          <w:szCs w:val="32"/>
         </w:rPr>
         <w:t>BẢNG KÊ THANH TOÁN</w:t>
       </w:r>
     </w:p>
     <w:p>
       <w:pPr>
-        <w:spacing w:before="0" w:after="160"/>
         <w:jc w:val="center"/>
+        <w:spacing w:line="276" w:lineRule="auto" w:before="0" w:after="120"/>
       </w:pPr>
       <w:r>
         <w:rPr>
-          <w:rFonts w:ascii="Times New Roman" w:hAnsi="Times New Roman"/>
+          <w:rFonts w:ascii="Times New Roman" w:hAnsi="Times New Roman" w:cs="Times New Roman" w:eastAsia="Times New Roman"/>
           <w:b/>
           <w:i w:val="0"/>
-          <w:sz w:val="28"/>
+          <w:sz w:val="32"/>
+          <w:szCs w:val="32"/>
         </w:rPr>
         <w:t>CHI PHÍ NĂM {{nam_bc_so}}</w:t>
       </w:r>
     </w:p>
     <w:p>
       <w:pPr>
-        <w:spacing w:before="0" w:after="40"/>
         <w:jc w:val="left"/>
+        <w:spacing w:line="276" w:lineRule="auto" w:before="60" w:after="60"/>
       </w:pPr>
       <w:r>
         <w:rPr>
-          <w:rFonts w:ascii="Times New Roman" w:hAnsi="Times New Roman"/>
+          <w:rFonts w:ascii="Times New Roman" w:hAnsi="Times New Roman" w:cs="Times New Roman" w:eastAsia="Times New Roman"/>
           <w:b w:val="0"/>
           <w:i w:val="0"/>
           <w:sz w:val="26"/>
+          <w:szCs w:val="26"/>
         </w:rPr>
         <w:t>Họ và tên:</w:t>
         <w:tab/>
@@ -82,15 +55,16 @@
     </w:p>
     <w:p>
       <w:pPr>
-        <w:spacing w:before="0" w:after="160"/>
         <w:jc w:val="left"/>
+        <w:spacing w:line="276" w:lineRule="auto" w:before="0" w:after="120"/>
       </w:pPr>
       <w:r>
         <w:rPr>
-          <w:rFonts w:ascii="Times New Roman" w:hAnsi="Times New Roman"/>
+          <w:rFonts w:ascii="Times New Roman" w:hAnsi="Times New Roman" w:cs="Times New Roman" w:eastAsia="Times New Roman"/>
           <w:b w:val="0"/>
           <w:i w:val="0"/>
           <w:sz w:val="26"/>
+          <w:szCs w:val="26"/>
         </w:rPr>
         <w:t>Đơn vị:</w:t>
         <w:tab/>
@@ -100,8 +74,9 @@
     </w:p>
     <w:tbl>
       <w:tblPr>
-        <w:tblW w:type="auto" w:w="0"/>
+        <w:tblW w:type="dxa" w:w="11543"/>
         <w:tblLook w:firstColumn="1" w:firstRow="1" w:lastColumn="0" w:lastRow="0" w:noHBand="0" w:noVBand="1" w:val="04A0"/>
+        <w:jc w:val="center"/>
         <w:tblBorders>
           <w:top w:val="single" w:sz="4" w:color="000000"/>
           <w:left w:val="single" w:sz="4" w:color="000000"/>
@@ -112,33 +87,35 @@
         </w:tblBorders>
       </w:tblPr>
       <w:tblGrid>
-        <w:gridCol w:w="855"/>
-        <w:gridCol w:w="855"/>
-        <w:gridCol w:w="855"/>
-        <w:gridCol w:w="855"/>
-        <w:gridCol w:w="855"/>
-        <w:gridCol w:w="855"/>
-        <w:gridCol w:w="855"/>
-        <w:gridCol w:w="855"/>
-        <w:gridCol w:w="855"/>
-        <w:gridCol w:w="855"/>
-        <w:gridCol w:w="855"/>
+        <w:gridCol w:w="881"/>
+        <w:gridCol w:w="881"/>
+        <w:gridCol w:w="881"/>
+        <w:gridCol w:w="881"/>
+        <w:gridCol w:w="881"/>
+        <w:gridCol w:w="881"/>
+        <w:gridCol w:w="881"/>
+        <w:gridCol w:w="881"/>
+        <w:gridCol w:w="881"/>
+        <w:gridCol w:w="881"/>
+        <w:gridCol w:w="881"/>
       </w:tblGrid>
       <w:tr>
         <w:tc>
           <w:tcPr>
-            <w:tcW w:type="dxa" w:w="454"/>
+            <w:tcW w:type="dxa" w:w="512"/>
           </w:tcPr>
           <w:p>
             <w:pPr>
-              <w:spacing w:before="20" w:after="20"/>
               <w:jc w:val="center"/>
+              <w:spacing w:line="276" w:lineRule="auto" w:before="60" w:after="60"/>
             </w:pPr>
             <w:r>
               <w:rPr>
-                <w:rFonts w:ascii="Times New Roman" w:hAnsi="Times New Roman"/>
+                <w:rFonts w:ascii="Times New Roman" w:hAnsi="Times New Roman" w:cs="Times New Roman" w:eastAsia="Times New Roman"/>
                 <w:b/>
-                <w:sz w:val="20"/>
+                <w:i w:val="0"/>
+                <w:sz w:val="22"/>
+                <w:szCs w:val="22"/>
               </w:rPr>
               <w:t>STT</w:t>
             </w:r>
@@ -146,18 +123,20 @@
         </w:tc>
         <w:tc>
           <w:tcPr>
-            <w:tcW w:type="dxa" w:w="850"/>
+            <w:tcW w:type="dxa" w:w="910"/>
           </w:tcPr>
           <w:p>
             <w:pPr>
-              <w:spacing w:before="20" w:after="20"/>
               <w:jc w:val="center"/>
+              <w:spacing w:line="276" w:lineRule="auto" w:before="60" w:after="60"/>
             </w:pPr>
             <w:r>
               <w:rPr>
-                <w:rFonts w:ascii="Times New Roman" w:hAnsi="Times New Roman"/>
+                <w:rFonts w:ascii="Times New Roman" w:hAnsi="Times New Roman" w:cs="Times New Roman" w:eastAsia="Times New Roman"/>
                 <w:b/>
-                <w:sz w:val="20"/>
+                <w:i w:val="0"/>
+                <w:sz w:val="22"/>
+                <w:szCs w:val="22"/>
               </w:rPr>
               <w:t>Số chứng từ</w:t>
             </w:r>
@@ -165,18 +144,20 @@
         </w:tc>
         <w:tc>
           <w:tcPr>
-            <w:tcW w:type="dxa" w:w="1984"/>
+            <w:tcW w:type="dxa" w:w="1820"/>
           </w:tcPr>
           <w:p>
             <w:pPr>
-              <w:spacing w:before="20" w:after="20"/>
               <w:jc w:val="center"/>
+              <w:spacing w:line="276" w:lineRule="auto" w:before="60" w:after="60"/>
             </w:pPr>
             <w:r>
               <w:rPr>
-                <w:rFonts w:ascii="Times New Roman" w:hAnsi="Times New Roman"/>
+                <w:rFonts w:ascii="Times New Roman" w:hAnsi="Times New Roman" w:cs="Times New Roman" w:eastAsia="Times New Roman"/>
                 <w:b/>
-                <w:sz w:val="20"/>
+                <w:i w:val="0"/>
+                <w:sz w:val="22"/>
+                <w:szCs w:val="22"/>
               </w:rPr>
               <w:t>Nội dung CV</w:t>
             </w:r>
@@ -184,18 +165,20 @@
         </w:tc>
         <w:tc>
           <w:tcPr>
-            <w:tcW w:type="dxa" w:w="850"/>
+            <w:tcW w:type="dxa" w:w="853"/>
           </w:tcPr>
           <w:p>
             <w:pPr>
-              <w:spacing w:before="20" w:after="20"/>
               <w:jc w:val="center"/>
+              <w:spacing w:line="276" w:lineRule="auto" w:before="60" w:after="60"/>
             </w:pPr>
             <w:r>
               <w:rPr>
-                <w:rFonts w:ascii="Times New Roman" w:hAnsi="Times New Roman"/>
+                <w:rFonts w:ascii="Times New Roman" w:hAnsi="Times New Roman" w:cs="Times New Roman" w:eastAsia="Times New Roman"/>
                 <w:b/>
-                <w:sz w:val="20"/>
+                <w:i w:val="0"/>
+                <w:sz w:val="22"/>
+                <w:szCs w:val="22"/>
               </w:rPr>
               <w:t>Mã KM</w:t>
             </w:r>
@@ -203,18 +186,20 @@
         </w:tc>
         <w:tc>
           <w:tcPr>
-            <w:tcW w:type="dxa" w:w="2551"/>
+            <w:tcW w:type="dxa" w:w="2274"/>
           </w:tcPr>
           <w:p>
             <w:pPr>
-              <w:spacing w:before="20" w:after="20"/>
               <w:jc w:val="center"/>
+              <w:spacing w:line="276" w:lineRule="auto" w:before="60" w:after="60"/>
             </w:pPr>
             <w:r>
               <w:rPr>
-                <w:rFonts w:ascii="Times New Roman" w:hAnsi="Times New Roman"/>
+                <w:rFonts w:ascii="Times New Roman" w:hAnsi="Times New Roman" w:cs="Times New Roman" w:eastAsia="Times New Roman"/>
                 <w:b/>
-                <w:sz w:val="20"/>
+                <w:i w:val="0"/>
+                <w:sz w:val="22"/>
+                <w:szCs w:val="22"/>
               </w:rPr>
               <w:t>Tên KM</w:t>
             </w:r>
@@ -222,18 +207,20 @@
         </w:tc>
         <w:tc>
           <w:tcPr>
-            <w:tcW w:type="dxa" w:w="850"/>
+            <w:tcW w:type="dxa" w:w="853"/>
           </w:tcPr>
           <w:p>
             <w:pPr>
-              <w:spacing w:before="20" w:after="20"/>
               <w:jc w:val="center"/>
+              <w:spacing w:line="276" w:lineRule="auto" w:before="60" w:after="60"/>
             </w:pPr>
             <w:r>
               <w:rPr>
-                <w:rFonts w:ascii="Times New Roman" w:hAnsi="Times New Roman"/>
+                <w:rFonts w:ascii="Times New Roman" w:hAnsi="Times New Roman" w:cs="Times New Roman" w:eastAsia="Times New Roman"/>
                 <w:b/>
-                <w:sz w:val="20"/>
+                <w:i w:val="0"/>
+                <w:sz w:val="22"/>
+                <w:szCs w:val="22"/>
               </w:rPr>
               <w:t>Tài khoản</w:t>
             </w:r>
@@ -241,18 +228,20 @@
         </w:tc>
         <w:tc>
           <w:tcPr>
-            <w:tcW w:type="dxa" w:w="680"/>
+            <w:tcW w:type="dxa" w:w="740"/>
           </w:tcPr>
           <w:p>
             <w:pPr>
-              <w:spacing w:before="20" w:after="20"/>
               <w:jc w:val="center"/>
+              <w:spacing w:line="276" w:lineRule="auto" w:before="60" w:after="60"/>
             </w:pPr>
             <w:r>
               <w:rPr>
-                <w:rFonts w:ascii="Times New Roman" w:hAnsi="Times New Roman"/>
+                <w:rFonts w:ascii="Times New Roman" w:hAnsi="Times New Roman" w:cs="Times New Roman" w:eastAsia="Times New Roman"/>
                 <w:b/>
-                <w:sz w:val="20"/>
+                <w:i w:val="0"/>
+                <w:sz w:val="22"/>
+                <w:szCs w:val="22"/>
               </w:rPr>
               <w:t>Nghiệp vụ</w:t>
             </w:r>
@@ -260,18 +249,20 @@
         </w:tc>
         <w:tc>
           <w:tcPr>
-            <w:tcW w:type="dxa" w:w="567"/>
+            <w:tcW w:type="dxa" w:w="568"/>
           </w:tcPr>
           <w:p>
             <w:pPr>
-              <w:spacing w:before="20" w:after="20"/>
               <w:jc w:val="center"/>
+              <w:spacing w:line="276" w:lineRule="auto" w:before="60" w:after="60"/>
             </w:pPr>
             <w:r>
               <w:rPr>
-                <w:rFonts w:ascii="Times New Roman" w:hAnsi="Times New Roman"/>
+                <w:rFonts w:ascii="Times New Roman" w:hAnsi="Times New Roman" w:cs="Times New Roman" w:eastAsia="Times New Roman"/>
                 <w:b/>
-                <w:sz w:val="20"/>
+                <w:i w:val="0"/>
+                <w:sz w:val="22"/>
+                <w:szCs w:val="22"/>
               </w:rPr>
               <w:t>Mã SPDV</w:t>
             </w:r>
@@ -279,18 +270,20 @@
         </w:tc>
         <w:tc>
           <w:tcPr>
-            <w:tcW w:type="dxa" w:w="1134"/>
+            <w:tcW w:type="dxa" w:w="1080"/>
           </w:tcPr>
           <w:p>
             <w:pPr>
-              <w:spacing w:before="20" w:after="20"/>
               <w:jc w:val="center"/>
+              <w:spacing w:line="276" w:lineRule="auto" w:before="60" w:after="60"/>
             </w:pPr>
             <w:r>
               <w:rPr>
-                <w:rFonts w:ascii="Times New Roman" w:hAnsi="Times New Roman"/>
+                <w:rFonts w:ascii="Times New Roman" w:hAnsi="Times New Roman" w:cs="Times New Roman" w:eastAsia="Times New Roman"/>
                 <w:b/>
-                <w:sz w:val="20"/>
+                <w:i w:val="0"/>
+                <w:sz w:val="22"/>
+                <w:szCs w:val="22"/>
               </w:rPr>
               <w:t>Trước VAT</w:t>
             </w:r>
@@ -298,18 +291,20 @@
         </w:tc>
         <w:tc>
           <w:tcPr>
-            <w:tcW w:type="dxa" w:w="850"/>
+            <w:tcW w:type="dxa" w:w="853"/>
           </w:tcPr>
           <w:p>
             <w:pPr>
-              <w:spacing w:before="20" w:after="20"/>
               <w:jc w:val="center"/>
+              <w:spacing w:line="276" w:lineRule="auto" w:before="60" w:after="60"/>
             </w:pPr>
             <w:r>
               <w:rPr>
-                <w:rFonts w:ascii="Times New Roman" w:hAnsi="Times New Roman"/>
+                <w:rFonts w:ascii="Times New Roman" w:hAnsi="Times New Roman" w:cs="Times New Roman" w:eastAsia="Times New Roman"/>
                 <w:b/>
-                <w:sz w:val="20"/>
+                <w:i w:val="0"/>
+                <w:sz w:val="22"/>
+                <w:szCs w:val="22"/>
               </w:rPr>
               <w:t>VAT</w:t>
             </w:r>
@@ -317,18 +312,20 @@
         </w:tc>
         <w:tc>
           <w:tcPr>
-            <w:tcW w:type="dxa" w:w="1134"/>
+            <w:tcW w:type="dxa" w:w="1080"/>
           </w:tcPr>
           <w:p>
             <w:pPr>
-              <w:spacing w:before="20" w:after="20"/>
               <w:jc w:val="center"/>
+              <w:spacing w:line="276" w:lineRule="auto" w:before="60" w:after="60"/>
             </w:pPr>
             <w:r>
               <w:rPr>
-                <w:rFonts w:ascii="Times New Roman" w:hAnsi="Times New Roman"/>
+                <w:rFonts w:ascii="Times New Roman" w:hAnsi="Times New Roman" w:cs="Times New Roman" w:eastAsia="Times New Roman"/>
                 <w:b/>
-                <w:sz w:val="20"/>
+                <w:i w:val="0"/>
+                <w:sz w:val="22"/>
+                <w:szCs w:val="22"/>
               </w:rPr>
               <w:t>Sau VAT</w:t>
             </w:r>
@@ -338,18 +335,20 @@
       <w:tr>
         <w:tc>
           <w:tcPr>
-            <w:tcW w:type="dxa" w:w="855"/>
+            <w:tcW w:type="dxa" w:w="512"/>
           </w:tcPr>
           <w:p>
             <w:pPr>
-              <w:spacing w:before="20" w:after="20"/>
               <w:jc w:val="center"/>
+              <w:spacing w:line="276" w:lineRule="auto" w:before="60" w:after="60"/>
             </w:pPr>
             <w:r>
               <w:rPr>
-                <w:rFonts w:ascii="Times New Roman" w:hAnsi="Times New Roman"/>
+                <w:rFonts w:ascii="Times New Roman" w:hAnsi="Times New Roman" w:cs="Times New Roman" w:eastAsia="Times New Roman"/>
                 <w:b w:val="0"/>
-                <w:sz w:val="20"/>
+                <w:i w:val="0"/>
+                <w:sz w:val="22"/>
+                <w:szCs w:val="22"/>
               </w:rPr>
               <w:t>1</w:t>
             </w:r>
@@ -357,18 +356,20 @@
         </w:tc>
         <w:tc>
           <w:tcPr>
-            <w:tcW w:type="dxa" w:w="855"/>
+            <w:tcW w:type="dxa" w:w="910"/>
           </w:tcPr>
           <w:p>
             <w:pPr>
-              <w:spacing w:before="20" w:after="20"/>
               <w:jc w:val="center"/>
+              <w:spacing w:line="276" w:lineRule="auto" w:before="60" w:after="60"/>
             </w:pPr>
             <w:r>
               <w:rPr>
-                <w:rFonts w:ascii="Times New Roman" w:hAnsi="Times New Roman"/>
+                <w:rFonts w:ascii="Times New Roman" w:hAnsi="Times New Roman" w:cs="Times New Roman" w:eastAsia="Times New Roman"/>
                 <w:b w:val="0"/>
-                <w:sz w:val="20"/>
+                <w:i w:val="0"/>
+                <w:sz w:val="22"/>
+                <w:szCs w:val="22"/>
               </w:rPr>
               <w:t>{{so_hd}}</w:t>
             </w:r>
@@ -376,18 +377,20 @@
         </w:tc>
         <w:tc>
           <w:tcPr>
-            <w:tcW w:type="dxa" w:w="855"/>
+            <w:tcW w:type="dxa" w:w="1820"/>
           </w:tcPr>
           <w:p>
             <w:pPr>
-              <w:spacing w:before="20" w:after="20"/>
-              <w:jc w:val="left"/>
+              <w:jc w:val="both"/>
+              <w:spacing w:line="276" w:lineRule="auto" w:before="60" w:after="60"/>
             </w:pPr>
             <w:r>
               <w:rPr>
-                <w:rFonts w:ascii="Times New Roman" w:hAnsi="Times New Roman"/>
+                <w:rFonts w:ascii="Times New Roman" w:hAnsi="Times New Roman" w:cs="Times New Roman" w:eastAsia="Times New Roman"/>
                 <w:b w:val="0"/>
-                <w:sz w:val="20"/>
+                <w:i w:val="0"/>
+                <w:sz w:val="22"/>
+                <w:szCs w:val="22"/>
               </w:rPr>
               <w:t>CHI TIEP KHACH T{{thang_tt}} - {{ma_kmcp}}</w:t>
             </w:r>
@@ -395,18 +398,20 @@
         </w:tc>
         <w:tc>
           <w:tcPr>
-            <w:tcW w:type="dxa" w:w="855"/>
+            <w:tcW w:type="dxa" w:w="853"/>
           </w:tcPr>
           <w:p>
             <w:pPr>
-              <w:spacing w:before="20" w:after="20"/>
-              <w:jc w:val="left"/>
+              <w:jc w:val="center"/>
+              <w:spacing w:line="276" w:lineRule="auto" w:before="60" w:after="60"/>
             </w:pPr>
             <w:r>
               <w:rPr>
-                <w:rFonts w:ascii="Times New Roman" w:hAnsi="Times New Roman"/>
+                <w:rFonts w:ascii="Times New Roman" w:hAnsi="Times New Roman" w:cs="Times New Roman" w:eastAsia="Times New Roman"/>
                 <w:b w:val="0"/>
-                <w:sz w:val="20"/>
+                <w:i w:val="0"/>
+                <w:sz w:val="22"/>
+                <w:szCs w:val="22"/>
               </w:rPr>
               <w:t>{{ma_kmcp}}</w:t>
             </w:r>
@@ -414,37 +419,41 @@
         </w:tc>
         <w:tc>
           <w:tcPr>
-            <w:tcW w:type="dxa" w:w="855"/>
+            <w:tcW w:type="dxa" w:w="2274"/>
           </w:tcPr>
           <w:p>
             <w:pPr>
-              <w:spacing w:before="20" w:after="20"/>
-              <w:jc w:val="left"/>
+              <w:jc w:val="both"/>
+              <w:spacing w:line="276" w:lineRule="auto" w:before="60" w:after="60"/>
             </w:pPr>
             <w:r>
               <w:rPr>
-                <w:rFonts w:ascii="Times New Roman" w:hAnsi="Times New Roman"/>
+                <w:rFonts w:ascii="Times New Roman" w:hAnsi="Times New Roman" w:cs="Times New Roman" w:eastAsia="Times New Roman"/>
                 <w:b w:val="0"/>
-                <w:sz w:val="20"/>
+                <w:i w:val="0"/>
+                <w:sz w:val="22"/>
+                <w:szCs w:val="22"/>
               </w:rPr>
-              <w:t>MOBIFONE - VT - Di động - CPQLDN - CP Tiếp khách, khánh tiết</w:t>
+              <w:t>MOBIFONE - VT - Di động - CPQLDN - CP Tiếp khách, khánh tiết - Quản lý hành chính</w:t>
             </w:r>
           </w:p>
         </w:tc>
         <w:tc>
           <w:tcPr>
-            <w:tcW w:type="dxa" w:w="855"/>
+            <w:tcW w:type="dxa" w:w="853"/>
           </w:tcPr>
           <w:p>
             <w:pPr>
-              <w:spacing w:before="20" w:after="20"/>
-              <w:jc w:val="left"/>
+              <w:jc w:val="center"/>
+              <w:spacing w:line="276" w:lineRule="auto" w:before="60" w:after="60"/>
             </w:pPr>
             <w:r>
               <w:rPr>
-                <w:rFonts w:ascii="Times New Roman" w:hAnsi="Times New Roman"/>
+                <w:rFonts w:ascii="Times New Roman" w:hAnsi="Times New Roman" w:cs="Times New Roman" w:eastAsia="Times New Roman"/>
                 <w:b w:val="0"/>
-                <w:sz w:val="20"/>
+                <w:i w:val="0"/>
+                <w:sz w:val="22"/>
+                <w:szCs w:val="22"/>
               </w:rPr>
               <w:t>{{tk_kt}}</w:t>
             </w:r>
@@ -452,18 +461,20 @@
         </w:tc>
         <w:tc>
           <w:tcPr>
-            <w:tcW w:type="dxa" w:w="855"/>
+            <w:tcW w:type="dxa" w:w="740"/>
           </w:tcPr>
           <w:p>
             <w:pPr>
-              <w:spacing w:before="20" w:after="20"/>
-              <w:jc w:val="left"/>
+              <w:jc w:val="center"/>
+              <w:spacing w:line="276" w:lineRule="auto" w:before="60" w:after="60"/>
             </w:pPr>
             <w:r>
               <w:rPr>
-                <w:rFonts w:ascii="Times New Roman" w:hAnsi="Times New Roman"/>
+                <w:rFonts w:ascii="Times New Roman" w:hAnsi="Times New Roman" w:cs="Times New Roman" w:eastAsia="Times New Roman"/>
                 <w:b w:val="0"/>
-                <w:sz w:val="20"/>
+                <w:i w:val="0"/>
+                <w:sz w:val="22"/>
+                <w:szCs w:val="22"/>
               </w:rPr>
               <w:t>{{nghiep_vu}}</w:t>
             </w:r>
@@ -471,18 +482,20 @@
         </w:tc>
         <w:tc>
           <w:tcPr>
-            <w:tcW w:type="dxa" w:w="855"/>
+            <w:tcW w:type="dxa" w:w="568"/>
           </w:tcPr>
           <w:p>
             <w:pPr>
-              <w:spacing w:before="20" w:after="20"/>
               <w:jc w:val="center"/>
+              <w:spacing w:line="276" w:lineRule="auto" w:before="60" w:after="60"/>
             </w:pPr>
             <w:r>
               <w:rPr>
-                <w:rFonts w:ascii="Times New Roman" w:hAnsi="Times New Roman"/>
+                <w:rFonts w:ascii="Times New Roman" w:hAnsi="Times New Roman" w:cs="Times New Roman" w:eastAsia="Times New Roman"/>
                 <w:b w:val="0"/>
-                <w:sz w:val="20"/>
+                <w:i w:val="0"/>
+                <w:sz w:val="22"/>
+                <w:szCs w:val="22"/>
               </w:rPr>
               <w:t>{{ma_spdv}}</w:t>
             </w:r>
@@ -490,18 +503,20 @@
         </w:tc>
         <w:tc>
           <w:tcPr>
-            <w:tcW w:type="dxa" w:w="855"/>
+            <w:tcW w:type="dxa" w:w="1080"/>
           </w:tcPr>
           <w:p>
             <w:pPr>
-              <w:spacing w:before="20" w:after="20"/>
               <w:jc w:val="center"/>
+              <w:spacing w:line="276" w:lineRule="auto" w:before="60" w:after="60"/>
             </w:pPr>
             <w:r>
               <w:rPr>
-                <w:rFonts w:ascii="Times New Roman" w:hAnsi="Times New Roman"/>
+                <w:rFonts w:ascii="Times New Roman" w:hAnsi="Times New Roman" w:cs="Times New Roman" w:eastAsia="Times New Roman"/>
                 <w:b w:val="0"/>
-                <w:sz w:val="20"/>
+                <w:i w:val="0"/>
+                <w:sz w:val="22"/>
+                <w:szCs w:val="22"/>
               </w:rPr>
               <w:t>{{truoc_vat}}</w:t>
             </w:r>
@@ -509,18 +524,20 @@
         </w:tc>
         <w:tc>
           <w:tcPr>
-            <w:tcW w:type="dxa" w:w="855"/>
+            <w:tcW w:type="dxa" w:w="853"/>
           </w:tcPr>
           <w:p>
             <w:pPr>
-              <w:spacing w:before="20" w:after="20"/>
               <w:jc w:val="center"/>
+              <w:spacing w:line="276" w:lineRule="auto" w:before="60" w:after="60"/>
             </w:pPr>
             <w:r>
               <w:rPr>
-                <w:rFonts w:ascii="Times New Roman" w:hAnsi="Times New Roman"/>
+                <w:rFonts w:ascii="Times New Roman" w:hAnsi="Times New Roman" w:cs="Times New Roman" w:eastAsia="Times New Roman"/>
                 <w:b w:val="0"/>
-                <w:sz w:val="20"/>
+                <w:i w:val="0"/>
+                <w:sz w:val="22"/>
+                <w:szCs w:val="22"/>
               </w:rPr>
               <w:t>{{tien_vat}}</w:t>
             </w:r>
@@ -528,18 +545,20 @@
         </w:tc>
         <w:tc>
           <w:tcPr>
-            <w:tcW w:type="dxa" w:w="855"/>
+            <w:tcW w:type="dxa" w:w="1080"/>
           </w:tcPr>
           <w:p>
             <w:pPr>
-              <w:spacing w:before="20" w:after="20"/>
               <w:jc w:val="center"/>
+              <w:spacing w:line="276" w:lineRule="auto" w:before="60" w:after="60"/>
             </w:pPr>
             <w:r>
               <w:rPr>
-                <w:rFonts w:ascii="Times New Roman" w:hAnsi="Times New Roman"/>
+                <w:rFonts w:ascii="Times New Roman" w:hAnsi="Times New Roman" w:cs="Times New Roman" w:eastAsia="Times New Roman"/>
                 <w:b w:val="0"/>
-                <w:sz w:val="20"/>
+                <w:i w:val="0"/>
+                <w:sz w:val="22"/>
+                <w:szCs w:val="22"/>
               </w:rPr>
               <w:t>{{sau_vat}}</w:t>
             </w:r>
@@ -549,19 +568,21 @@
       <w:tr>
         <w:tc>
           <w:tcPr>
-            <w:tcW w:type="dxa" w:w="6840"/>
+            <w:tcW w:type="dxa" w:w="8530"/>
             <w:gridSpan w:val="8"/>
           </w:tcPr>
           <w:p>
             <w:pPr>
-              <w:spacing w:before="20" w:after="20"/>
               <w:jc w:val="center"/>
+              <w:spacing w:line="276" w:lineRule="auto" w:before="60" w:after="60"/>
             </w:pPr>
             <w:r>
               <w:rPr>
-                <w:rFonts w:ascii="Times New Roman" w:hAnsi="Times New Roman"/>
+                <w:rFonts w:ascii="Times New Roman" w:hAnsi="Times New Roman" w:cs="Times New Roman" w:eastAsia="Times New Roman"/>
                 <w:b/>
-                <w:sz w:val="22"/>
+                <w:i w:val="0"/>
+                <w:sz w:val="26"/>
+                <w:szCs w:val="26"/>
               </w:rPr>
               <w:t>Tổng cộng</w:t>
             </w:r>
@@ -569,18 +590,20 @@
         </w:tc>
         <w:tc>
           <w:tcPr>
-            <w:tcW w:type="dxa" w:w="855"/>
+            <w:tcW w:type="dxa" w:w="1080"/>
           </w:tcPr>
           <w:p>
             <w:pPr>
-              <w:spacing w:before="20" w:after="20"/>
               <w:jc w:val="center"/>
+              <w:spacing w:line="276" w:lineRule="auto" w:before="60" w:after="60"/>
             </w:pPr>
             <w:r>
               <w:rPr>
-                <w:rFonts w:ascii="Times New Roman" w:hAnsi="Times New Roman"/>
+                <w:rFonts w:ascii="Times New Roman" w:hAnsi="Times New Roman" w:cs="Times New Roman" w:eastAsia="Times New Roman"/>
                 <w:b/>
-                <w:sz w:val="20"/>
+                <w:i w:val="0"/>
+                <w:sz w:val="26"/>
+                <w:szCs w:val="26"/>
               </w:rPr>
               <w:t>{{truoc_vat}}</w:t>
             </w:r>
@@ -588,18 +611,20 @@
         </w:tc>
         <w:tc>
           <w:tcPr>
-            <w:tcW w:type="dxa" w:w="855"/>
+            <w:tcW w:type="dxa" w:w="853"/>
           </w:tcPr>
           <w:p>
             <w:pPr>
-              <w:spacing w:before="20" w:after="20"/>
               <w:jc w:val="center"/>
+              <w:spacing w:line="276" w:lineRule="auto" w:before="60" w:after="60"/>
             </w:pPr>
             <w:r>
               <w:rPr>
-                <w:rFonts w:ascii="Times New Roman" w:hAnsi="Times New Roman"/>
+                <w:rFonts w:ascii="Times New Roman" w:hAnsi="Times New Roman" w:cs="Times New Roman" w:eastAsia="Times New Roman"/>
                 <w:b/>
-                <w:sz w:val="20"/>
+                <w:i w:val="0"/>
+                <w:sz w:val="26"/>
+                <w:szCs w:val="26"/>
               </w:rPr>
               <w:t>{{tien_vat}}</w:t>
             </w:r>
@@ -607,18 +632,20 @@
         </w:tc>
         <w:tc>
           <w:tcPr>
-            <w:tcW w:type="dxa" w:w="855"/>
+            <w:tcW w:type="dxa" w:w="1080"/>
           </w:tcPr>
           <w:p>
             <w:pPr>
-              <w:spacing w:before="20" w:after="20"/>
               <w:jc w:val="center"/>
+              <w:spacing w:line="276" w:lineRule="auto" w:before="60" w:after="60"/>
             </w:pPr>
             <w:r>
               <w:rPr>
-                <w:rFonts w:ascii="Times New Roman" w:hAnsi="Times New Roman"/>
+                <w:rFonts w:ascii="Times New Roman" w:hAnsi="Times New Roman" w:cs="Times New Roman" w:eastAsia="Times New Roman"/>
                 <w:b/>
-                <w:sz w:val="20"/>
+                <w:i w:val="0"/>
+                <w:sz w:val="26"/>
+                <w:szCs w:val="26"/>
               </w:rPr>
               <w:t>{{sau_vat}}</w:t>
             </w:r>
@@ -628,98 +655,130 @@
     </w:tbl>
     <w:p>
       <w:pPr>
-        <w:spacing w:before="0" w:after="80"/>
         <w:jc w:val="left"/>
+        <w:spacing w:line="276" w:lineRule="auto" w:before="0" w:after="60"/>
+      </w:pPr>
+    </w:p>
+    <w:p>
+      <w:pPr>
+        <w:jc w:val="right"/>
+        <w:spacing w:line="276" w:lineRule="auto" w:before="0" w:after="60"/>
       </w:pPr>
       <w:r>
         <w:rPr>
-          <w:rFonts w:ascii="Times New Roman" w:hAnsi="Times New Roman"/>
-          <w:b w:val="0"/>
-          <w:i w:val="0"/>
-          <w:sz w:val="26"/>
-        </w:rPr>
-      </w:r>
-    </w:p>
-    <w:p>
-      <w:pPr>
-        <w:spacing w:before="0" w:after="80"/>
-        <w:jc w:val="right"/>
-      </w:pPr>
-      <w:r>
-        <w:rPr>
-          <w:rFonts w:ascii="Times New Roman" w:hAnsi="Times New Roman"/>
+          <w:rFonts w:ascii="Times New Roman" w:hAnsi="Times New Roman" w:cs="Times New Roman" w:eastAsia="Times New Roman"/>
           <w:b w:val="0"/>
           <w:i/>
-          <w:sz w:val="24"/>
+          <w:sz w:val="26"/>
+          <w:szCs w:val="26"/>
         </w:rPr>
-        <w:tab/>
-        <w:tab/>
-        <w:tab/>
-        <w:tab/>
-        <w:tab/>
         <w:t>{{ngay_bao_cao}}</w:t>
       </w:r>
     </w:p>
     <w:tbl>
       <w:tblPr>
-        <w:tblW w:type="auto" w:w="0"/>
+        <w:tblW w:type="dxa" w:w="9354"/>
         <w:tblLook w:firstColumn="1" w:firstRow="1" w:lastColumn="0" w:lastRow="0" w:noHBand="0" w:noVBand="1" w:val="04A0"/>
+        <w:tblBorders>
+          <w:top w:val="none"/>
+          <w:left w:val="none"/>
+          <w:bottom w:val="none"/>
+          <w:right w:val="none"/>
+          <w:insideH w:val="none"/>
+          <w:insideV w:val="none"/>
+        </w:tblBorders>
       </w:tblPr>
       <w:tblGrid>
-        <w:gridCol w:w="4702"/>
-        <w:gridCol w:w="4702"/>
+        <w:gridCol w:w="4844"/>
+        <w:gridCol w:w="4844"/>
       </w:tblGrid>
       <w:tr>
         <w:tc>
           <w:tcPr>
-            <w:tcW w:type="dxa" w:w="4702"/>
+            <w:tcW w:type="dxa" w:w="4677"/>
             <w:tcBorders>
               <w:top w:val="none"/>
               <w:left w:val="none"/>
               <w:bottom w:val="none"/>
               <w:right w:val="none"/>
+              <w:insideH w:val="none"/>
+              <w:insideV w:val="none"/>
             </w:tcBorders>
           </w:tcPr>
           <w:p>
             <w:pPr>
-              <w:spacing w:before="20" w:after="20"/>
               <w:jc w:val="center"/>
+              <w:spacing w:line="276" w:lineRule="auto" w:before="60" w:after="0"/>
             </w:pPr>
             <w:r>
               <w:rPr>
-                <w:rFonts w:ascii="Times New Roman" w:hAnsi="Times New Roman"/>
+                <w:rFonts w:ascii="Times New Roman" w:hAnsi="Times New Roman" w:cs="Times New Roman" w:eastAsia="Times New Roman"/>
                 <w:b/>
-                <w:sz w:val="24"/>
+                <w:i w:val="0"/>
+                <w:sz w:val="26"/>
+                <w:szCs w:val="26"/>
               </w:rPr>
               <w:t>PHỤ TRÁCH CHI PHÍ ĐƠN VỊ</w:t>
-              <w:br/>
+            </w:r>
+          </w:p>
+          <w:p>
+            <w:pPr>
+              <w:jc w:val="center"/>
+              <w:spacing w:line="276" w:lineRule="auto" w:before="0" w:after="0"/>
+            </w:pPr>
+            <w:r>
+              <w:rPr>
+                <w:rFonts w:ascii="Times New Roman" w:hAnsi="Times New Roman" w:cs="Times New Roman" w:eastAsia="Times New Roman"/>
+                <w:b w:val="0"/>
+                <w:i w:val="0"/>
+                <w:sz w:val="26"/>
+                <w:szCs w:val="26"/>
+              </w:rPr>
               <w:t>(Ghi rõ họ, tên)</w:t>
             </w:r>
           </w:p>
         </w:tc>
         <w:tc>
           <w:tcPr>
-            <w:tcW w:type="dxa" w:w="4702"/>
+            <w:tcW w:type="dxa" w:w="4677"/>
             <w:tcBorders>
               <w:top w:val="none"/>
               <w:left w:val="none"/>
               <w:bottom w:val="none"/>
               <w:right w:val="none"/>
+              <w:insideH w:val="none"/>
+              <w:insideV w:val="none"/>
             </w:tcBorders>
           </w:tcPr>
           <w:p>
             <w:pPr>
-              <w:spacing w:before="20" w:after="20"/>
               <w:jc w:val="center"/>
+              <w:spacing w:line="276" w:lineRule="auto" w:before="60" w:after="0"/>
             </w:pPr>
             <w:r>
               <w:rPr>
-                <w:rFonts w:ascii="Times New Roman" w:hAnsi="Times New Roman"/>
+                <w:rFonts w:ascii="Times New Roman" w:hAnsi="Times New Roman" w:cs="Times New Roman" w:eastAsia="Times New Roman"/>
                 <w:b/>
-                <w:sz w:val="24"/>
+                <w:i w:val="0"/>
+                <w:sz w:val="26"/>
+                <w:szCs w:val="26"/>
               </w:rPr>
               <w:t>NGƯỜI ĐỀ NGHỊ</w:t>
-              <w:br/>
+            </w:r>
+          </w:p>
+          <w:p>
+            <w:pPr>
+              <w:jc w:val="center"/>
+              <w:spacing w:line="276" w:lineRule="auto" w:before="0" w:after="0"/>
+            </w:pPr>
+            <w:r>
+              <w:rPr>
+                <w:rFonts w:ascii="Times New Roman" w:hAnsi="Times New Roman" w:cs="Times New Roman" w:eastAsia="Times New Roman"/>
+                <w:b w:val="0"/>
+                <w:i w:val="0"/>
+                <w:sz w:val="26"/>
+                <w:szCs w:val="26"/>
+              </w:rPr>
               <w:t>(Ghi rõ họ, tên)</w:t>
             </w:r>
           </w:p>
@@ -728,54 +787,106 @@
       <w:tr>
         <w:tc>
           <w:tcPr>
-            <w:tcW w:type="dxa" w:w="4702"/>
+            <w:tcW w:type="dxa" w:w="4677"/>
             <w:tcBorders>
               <w:top w:val="none"/>
               <w:left w:val="none"/>
               <w:bottom w:val="none"/>
               <w:right w:val="none"/>
+              <w:insideH w:val="none"/>
+              <w:insideV w:val="none"/>
             </w:tcBorders>
           </w:tcPr>
           <w:p>
             <w:pPr>
-              <w:spacing w:before="20" w:after="20"/>
               <w:jc w:val="center"/>
+              <w:spacing w:line="276" w:lineRule="auto" w:before="0" w:after="0"/>
+            </w:pPr>
+          </w:p>
+          <w:p>
+            <w:pPr>
+              <w:jc w:val="center"/>
+              <w:spacing w:line="276" w:lineRule="auto" w:before="0" w:after="0"/>
+            </w:pPr>
+          </w:p>
+          <w:p>
+            <w:pPr>
+              <w:jc w:val="center"/>
+              <w:spacing w:line="276" w:lineRule="auto" w:before="0" w:after="0"/>
+            </w:pPr>
+          </w:p>
+          <w:p>
+            <w:pPr>
+              <w:jc w:val="center"/>
+              <w:spacing w:line="276" w:lineRule="auto" w:before="0" w:after="0"/>
+            </w:pPr>
+          </w:p>
+          <w:p>
+            <w:pPr>
+              <w:jc w:val="center"/>
+              <w:spacing w:line="276" w:lineRule="auto" w:before="0" w:after="0"/>
             </w:pPr>
             <w:r>
               <w:rPr>
-                <w:rFonts w:ascii="Times New Roman" w:hAnsi="Times New Roman"/>
+                <w:rFonts w:ascii="Times New Roman" w:hAnsi="Times New Roman" w:cs="Times New Roman" w:eastAsia="Times New Roman"/>
                 <w:b/>
-                <w:sz w:val="24"/>
+                <w:i w:val="0"/>
+                <w:sz w:val="26"/>
+                <w:szCs w:val="26"/>
               </w:rPr>
-              <w:br/>
-              <w:br/>
               <w:t>{{phu_trach_cp}}</w:t>
             </w:r>
           </w:p>
         </w:tc>
         <w:tc>
           <w:tcPr>
-            <w:tcW w:type="dxa" w:w="4702"/>
+            <w:tcW w:type="dxa" w:w="4677"/>
             <w:tcBorders>
               <w:top w:val="none"/>
               <w:left w:val="none"/>
               <w:bottom w:val="none"/>
               <w:right w:val="none"/>
+              <w:insideH w:val="none"/>
+              <w:insideV w:val="none"/>
             </w:tcBorders>
           </w:tcPr>
           <w:p>
             <w:pPr>
-              <w:spacing w:before="20" w:after="20"/>
               <w:jc w:val="center"/>
+              <w:spacing w:line="276" w:lineRule="auto" w:before="0" w:after="0"/>
+            </w:pPr>
+          </w:p>
+          <w:p>
+            <w:pPr>
+              <w:jc w:val="center"/>
+              <w:spacing w:line="276" w:lineRule="auto" w:before="0" w:after="0"/>
+            </w:pPr>
+          </w:p>
+          <w:p>
+            <w:pPr>
+              <w:jc w:val="center"/>
+              <w:spacing w:line="276" w:lineRule="auto" w:before="0" w:after="0"/>
+            </w:pPr>
+          </w:p>
+          <w:p>
+            <w:pPr>
+              <w:jc w:val="center"/>
+              <w:spacing w:line="276" w:lineRule="auto" w:before="0" w:after="0"/>
+            </w:pPr>
+          </w:p>
+          <w:p>
+            <w:pPr>
+              <w:jc w:val="center"/>
+              <w:spacing w:line="276" w:lineRule="auto" w:before="0" w:after="0"/>
             </w:pPr>
             <w:r>
               <w:rPr>
-                <w:rFonts w:ascii="Times New Roman" w:hAnsi="Times New Roman"/>
+                <w:rFonts w:ascii="Times New Roman" w:hAnsi="Times New Roman" w:cs="Times New Roman" w:eastAsia="Times New Roman"/>
                 <w:b/>
-                <w:sz w:val="24"/>
+                <w:i w:val="0"/>
+                <w:sz w:val="26"/>
+                <w:szCs w:val="26"/>
               </w:rPr>
-              <w:br/>
-              <w:br/>
               <w:t>{{ho_ten}}</w:t>
             </w:r>
           </w:p>
@@ -789,68 +900,73 @@
     </w:p>
     <w:p>
       <w:pPr>
-        <w:spacing w:before="0" w:after="0"/>
         <w:jc w:val="center"/>
+        <w:spacing w:line="276" w:lineRule="auto" w:before="0" w:after="0"/>
       </w:pPr>
       <w:r>
         <w:rPr>
-          <w:rFonts w:ascii="Times New Roman" w:hAnsi="Times New Roman"/>
+          <w:rFonts w:ascii="Times New Roman" w:hAnsi="Times New Roman" w:cs="Times New Roman" w:eastAsia="Times New Roman"/>
           <w:b/>
           <w:i w:val="0"/>
-          <w:sz w:val="24"/>
+          <w:sz w:val="26"/>
+          <w:szCs w:val="26"/>
         </w:rPr>
         <w:t>TỔNG CÔNG TY VIỄN THÔNG MOBIFONE</w:t>
       </w:r>
     </w:p>
     <w:p>
       <w:pPr>
-        <w:spacing w:before="0" w:after="120"/>
         <w:jc w:val="center"/>
+        <w:spacing w:line="276" w:lineRule="auto" w:before="0" w:after="120"/>
       </w:pPr>
       <w:r>
         <w:rPr>
-          <w:rFonts w:ascii="Times New Roman" w:hAnsi="Times New Roman"/>
+          <w:rFonts w:ascii="Times New Roman" w:hAnsi="Times New Roman" w:cs="Times New Roman" w:eastAsia="Times New Roman"/>
           <w:b w:val="0"/>
           <w:i w:val="0"/>
-          <w:sz w:val="24"/>
+          <w:sz w:val="26"/>
+          <w:szCs w:val="26"/>
         </w:rPr>
         <w:t>Đơn vị: MOBIFONE LÂM ĐỒNG</w:t>
       </w:r>
     </w:p>
     <w:p>
       <w:pPr>
-        <w:spacing w:before="0" w:after="40"/>
         <w:jc w:val="center"/>
+        <w:spacing w:line="276" w:lineRule="auto" w:before="0" w:after="0"/>
       </w:pPr>
       <w:r>
         <w:rPr>
-          <w:rFonts w:ascii="Times New Roman" w:hAnsi="Times New Roman"/>
+          <w:rFonts w:ascii="Times New Roman" w:hAnsi="Times New Roman" w:cs="Times New Roman" w:eastAsia="Times New Roman"/>
           <w:b/>
           <w:i w:val="0"/>
           <w:sz w:val="26"/>
+          <w:szCs w:val="26"/>
         </w:rPr>
         <w:t>BẢNG KÊ KHAI CHI PHÍ THƯỜNG XUYÊN THANH TOÁN</w:t>
       </w:r>
     </w:p>
     <w:p>
       <w:pPr>
-        <w:spacing w:before="0" w:after="160"/>
         <w:jc w:val="center"/>
+        <w:spacing w:line="276" w:lineRule="auto" w:before="0" w:after="120"/>
       </w:pPr>
       <w:r>
         <w:rPr>
-          <w:rFonts w:ascii="Times New Roman" w:hAnsi="Times New Roman"/>
+          <w:rFonts w:ascii="Times New Roman" w:hAnsi="Times New Roman" w:cs="Times New Roman" w:eastAsia="Times New Roman"/>
           <w:b/>
           <w:i w:val="0"/>
           <w:sz w:val="26"/>
+          <w:szCs w:val="26"/>
         </w:rPr>
         <w:t>THÁNG {{thang_tk_so}} NĂM {{nam_tk_so}}</w:t>
       </w:r>
     </w:p>
     <w:tbl>
       <w:tblPr>
-        <w:tblW w:type="auto" w:w="0"/>
+        <w:tblW w:type="dxa" w:w="9412"/>
         <w:tblLook w:firstColumn="1" w:firstRow="1" w:lastColumn="0" w:lastRow="0" w:noHBand="0" w:noVBand="1" w:val="04A0"/>
+        <w:jc w:val="center"/>
         <w:tblBorders>
           <w:top w:val="single" w:sz="4" w:color="000000"/>
           <w:left w:val="single" w:sz="4" w:color="000000"/>
@@ -861,29 +977,31 @@
         </w:tblBorders>
       </w:tblPr>
       <w:tblGrid>
-        <w:gridCol w:w="1344"/>
-        <w:gridCol w:w="1344"/>
-        <w:gridCol w:w="1344"/>
-        <w:gridCol w:w="1344"/>
-        <w:gridCol w:w="1344"/>
-        <w:gridCol w:w="1344"/>
-        <w:gridCol w:w="1344"/>
+        <w:gridCol w:w="1384"/>
+        <w:gridCol w:w="1384"/>
+        <w:gridCol w:w="1384"/>
+        <w:gridCol w:w="1384"/>
+        <w:gridCol w:w="1384"/>
+        <w:gridCol w:w="1384"/>
+        <w:gridCol w:w="1384"/>
       </w:tblGrid>
       <w:tr>
         <w:tc>
           <w:tcPr>
-            <w:tcW w:type="dxa" w:w="1344"/>
+            <w:tcW w:type="dxa" w:w="512"/>
           </w:tcPr>
           <w:p>
             <w:pPr>
-              <w:spacing w:before="20" w:after="20"/>
               <w:jc w:val="center"/>
+              <w:spacing w:line="276" w:lineRule="auto" w:before="60" w:after="60"/>
             </w:pPr>
             <w:r>
               <w:rPr>
-                <w:rFonts w:ascii="Times New Roman" w:hAnsi="Times New Roman"/>
+                <w:rFonts w:ascii="Times New Roman" w:hAnsi="Times New Roman" w:cs="Times New Roman" w:eastAsia="Times New Roman"/>
                 <w:b/>
-                <w:sz w:val="22"/>
+                <w:i w:val="0"/>
+                <w:sz w:val="26"/>
+                <w:szCs w:val="26"/>
               </w:rPr>
               <w:t>STT</w:t>
             </w:r>
@@ -891,18 +1009,20 @@
         </w:tc>
         <w:tc>
           <w:tcPr>
-            <w:tcW w:type="dxa" w:w="1344"/>
+            <w:tcW w:type="dxa" w:w="2500"/>
           </w:tcPr>
           <w:p>
             <w:pPr>
-              <w:spacing w:before="20" w:after="20"/>
               <w:jc w:val="center"/>
+              <w:spacing w:line="276" w:lineRule="auto" w:before="60" w:after="60"/>
             </w:pPr>
             <w:r>
               <w:rPr>
-                <w:rFonts w:ascii="Times New Roman" w:hAnsi="Times New Roman"/>
+                <w:rFonts w:ascii="Times New Roman" w:hAnsi="Times New Roman" w:cs="Times New Roman" w:eastAsia="Times New Roman"/>
                 <w:b/>
-                <w:sz w:val="22"/>
+                <w:i w:val="0"/>
+                <w:sz w:val="26"/>
+                <w:szCs w:val="26"/>
               </w:rPr>
               <w:t>Loại chi phí</w:t>
             </w:r>
@@ -910,37 +1030,43 @@
         </w:tc>
         <w:tc>
           <w:tcPr>
-            <w:tcW w:type="dxa" w:w="1344"/>
+            <w:tcW w:type="dxa" w:w="1420"/>
           </w:tcPr>
           <w:p>
             <w:pPr>
-              <w:spacing w:before="20" w:after="20"/>
               <w:jc w:val="center"/>
+              <w:spacing w:line="276" w:lineRule="auto" w:before="60" w:after="60"/>
             </w:pPr>
             <w:r>
               <w:rPr>
-                <w:rFonts w:ascii="Times New Roman" w:hAnsi="Times New Roman"/>
+                <w:rFonts w:ascii="Times New Roman" w:hAnsi="Times New Roman" w:cs="Times New Roman" w:eastAsia="Times New Roman"/>
                 <w:b/>
-                <w:sz w:val="22"/>
+                <w:i w:val="0"/>
+                <w:sz w:val="26"/>
+                <w:szCs w:val="26"/>
               </w:rPr>
-              <w:t>Tháng thanh toán</w:t>
+              <w:t>Tháng</w:t>
+              <w:br/>
+              <w:t>thanh toán</w:t>
             </w:r>
           </w:p>
         </w:tc>
         <w:tc>
           <w:tcPr>
-            <w:tcW w:type="dxa" w:w="1344"/>
+            <w:tcW w:type="dxa" w:w="1140"/>
           </w:tcPr>
           <w:p>
             <w:pPr>
-              <w:spacing w:before="20" w:after="20"/>
               <w:jc w:val="center"/>
+              <w:spacing w:line="276" w:lineRule="auto" w:before="60" w:after="60"/>
             </w:pPr>
             <w:r>
               <w:rPr>
-                <w:rFonts w:ascii="Times New Roman" w:hAnsi="Times New Roman"/>
+                <w:rFonts w:ascii="Times New Roman" w:hAnsi="Times New Roman" w:cs="Times New Roman" w:eastAsia="Times New Roman"/>
                 <w:b/>
-                <w:sz w:val="22"/>
+                <w:i w:val="0"/>
+                <w:sz w:val="26"/>
+                <w:szCs w:val="26"/>
               </w:rPr>
               <w:t>Hóa đơn</w:t>
             </w:r>
@@ -948,18 +1074,20 @@
         </w:tc>
         <w:tc>
           <w:tcPr>
-            <w:tcW w:type="dxa" w:w="1344"/>
+            <w:tcW w:type="dxa" w:w="1420"/>
           </w:tcPr>
           <w:p>
             <w:pPr>
-              <w:spacing w:before="20" w:after="20"/>
               <w:jc w:val="center"/>
+              <w:spacing w:line="276" w:lineRule="auto" w:before="60" w:after="60"/>
             </w:pPr>
             <w:r>
               <w:rPr>
-                <w:rFonts w:ascii="Times New Roman" w:hAnsi="Times New Roman"/>
+                <w:rFonts w:ascii="Times New Roman" w:hAnsi="Times New Roman" w:cs="Times New Roman" w:eastAsia="Times New Roman"/>
                 <w:b/>
-                <w:sz w:val="22"/>
+                <w:i w:val="0"/>
+                <w:sz w:val="26"/>
+                <w:szCs w:val="26"/>
               </w:rPr>
               <w:t>Trước VAT</w:t>
             </w:r>
@@ -967,18 +1095,20 @@
         </w:tc>
         <w:tc>
           <w:tcPr>
-            <w:tcW w:type="dxa" w:w="1344"/>
+            <w:tcW w:type="dxa" w:w="1000"/>
           </w:tcPr>
           <w:p>
             <w:pPr>
-              <w:spacing w:before="20" w:after="20"/>
               <w:jc w:val="center"/>
+              <w:spacing w:line="276" w:lineRule="auto" w:before="60" w:after="60"/>
             </w:pPr>
             <w:r>
               <w:rPr>
-                <w:rFonts w:ascii="Times New Roman" w:hAnsi="Times New Roman"/>
+                <w:rFonts w:ascii="Times New Roman" w:hAnsi="Times New Roman" w:cs="Times New Roman" w:eastAsia="Times New Roman"/>
                 <w:b/>
-                <w:sz w:val="22"/>
+                <w:i w:val="0"/>
+                <w:sz w:val="26"/>
+                <w:szCs w:val="26"/>
               </w:rPr>
               <w:t>VAT</w:t>
             </w:r>
@@ -986,18 +1116,20 @@
         </w:tc>
         <w:tc>
           <w:tcPr>
-            <w:tcW w:type="dxa" w:w="1344"/>
+            <w:tcW w:type="dxa" w:w="1420"/>
           </w:tcPr>
           <w:p>
             <w:pPr>
-              <w:spacing w:before="20" w:after="20"/>
               <w:jc w:val="center"/>
+              <w:spacing w:line="276" w:lineRule="auto" w:before="60" w:after="60"/>
             </w:pPr>
             <w:r>
               <w:rPr>
-                <w:rFonts w:ascii="Times New Roman" w:hAnsi="Times New Roman"/>
+                <w:rFonts w:ascii="Times New Roman" w:hAnsi="Times New Roman" w:cs="Times New Roman" w:eastAsia="Times New Roman"/>
                 <w:b/>
-                <w:sz w:val="22"/>
+                <w:i w:val="0"/>
+                <w:sz w:val="26"/>
+                <w:szCs w:val="26"/>
               </w:rPr>
               <w:t>Sau VAT</w:t>
             </w:r>
@@ -1007,18 +1139,20 @@
       <w:tr>
         <w:tc>
           <w:tcPr>
-            <w:tcW w:type="dxa" w:w="1344"/>
+            <w:tcW w:type="dxa" w:w="512"/>
           </w:tcPr>
           <w:p>
             <w:pPr>
-              <w:spacing w:before="20" w:after="20"/>
               <w:jc w:val="center"/>
+              <w:spacing w:line="276" w:lineRule="auto" w:before="60" w:after="60"/>
             </w:pPr>
             <w:r>
               <w:rPr>
-                <w:rFonts w:ascii="Times New Roman" w:hAnsi="Times New Roman"/>
+                <w:rFonts w:ascii="Times New Roman" w:hAnsi="Times New Roman" w:cs="Times New Roman" w:eastAsia="Times New Roman"/>
                 <w:b w:val="0"/>
-                <w:sz w:val="22"/>
+                <w:i w:val="0"/>
+                <w:sz w:val="26"/>
+                <w:szCs w:val="26"/>
               </w:rPr>
               <w:t>1</w:t>
             </w:r>
@@ -1026,18 +1160,20 @@
         </w:tc>
         <w:tc>
           <w:tcPr>
-            <w:tcW w:type="dxa" w:w="1344"/>
+            <w:tcW w:type="dxa" w:w="2500"/>
           </w:tcPr>
           <w:p>
             <w:pPr>
-              <w:spacing w:before="20" w:after="20"/>
               <w:jc w:val="left"/>
+              <w:spacing w:line="276" w:lineRule="auto" w:before="60" w:after="60"/>
             </w:pPr>
             <w:r>
               <w:rPr>
-                <w:rFonts w:ascii="Times New Roman" w:hAnsi="Times New Roman"/>
+                <w:rFonts w:ascii="Times New Roman" w:hAnsi="Times New Roman" w:cs="Times New Roman" w:eastAsia="Times New Roman"/>
                 <w:b w:val="0"/>
-                <w:sz w:val="22"/>
+                <w:i w:val="0"/>
+                <w:sz w:val="26"/>
+                <w:szCs w:val="26"/>
               </w:rPr>
               <w:t>Chi phí tiếp khách T{{thang_tk_so}}.{{nam_tk_so}}</w:t>
             </w:r>
@@ -1045,18 +1181,20 @@
         </w:tc>
         <w:tc>
           <w:tcPr>
-            <w:tcW w:type="dxa" w:w="1344"/>
+            <w:tcW w:type="dxa" w:w="1420"/>
           </w:tcPr>
           <w:p>
             <w:pPr>
-              <w:spacing w:before="20" w:after="20"/>
               <w:jc w:val="center"/>
+              <w:spacing w:line="276" w:lineRule="auto" w:before="60" w:after="60"/>
             </w:pPr>
             <w:r>
               <w:rPr>
-                <w:rFonts w:ascii="Times New Roman" w:hAnsi="Times New Roman"/>
+                <w:rFonts w:ascii="Times New Roman" w:hAnsi="Times New Roman" w:cs="Times New Roman" w:eastAsia="Times New Roman"/>
                 <w:b w:val="0"/>
-                <w:sz w:val="22"/>
+                <w:i w:val="0"/>
+                <w:sz w:val="26"/>
+                <w:szCs w:val="26"/>
               </w:rPr>
               <w:t>{{thang_tt}}</w:t>
             </w:r>
@@ -1064,18 +1202,20 @@
         </w:tc>
         <w:tc>
           <w:tcPr>
-            <w:tcW w:type="dxa" w:w="1344"/>
+            <w:tcW w:type="dxa" w:w="1140"/>
           </w:tcPr>
           <w:p>
             <w:pPr>
-              <w:spacing w:before="20" w:after="20"/>
               <w:jc w:val="center"/>
+              <w:spacing w:line="276" w:lineRule="auto" w:before="60" w:after="60"/>
             </w:pPr>
             <w:r>
               <w:rPr>
-                <w:rFonts w:ascii="Times New Roman" w:hAnsi="Times New Roman"/>
+                <w:rFonts w:ascii="Times New Roman" w:hAnsi="Times New Roman" w:cs="Times New Roman" w:eastAsia="Times New Roman"/>
                 <w:b w:val="0"/>
-                <w:sz w:val="22"/>
+                <w:i w:val="0"/>
+                <w:sz w:val="26"/>
+                <w:szCs w:val="26"/>
               </w:rPr>
               <w:t>{{so_hd}}</w:t>
             </w:r>
@@ -1083,18 +1223,20 @@
         </w:tc>
         <w:tc>
           <w:tcPr>
-            <w:tcW w:type="dxa" w:w="1344"/>
+            <w:tcW w:type="dxa" w:w="1420"/>
           </w:tcPr>
           <w:p>
             <w:pPr>
-              <w:spacing w:before="20" w:after="20"/>
               <w:jc w:val="center"/>
+              <w:spacing w:line="276" w:lineRule="auto" w:before="60" w:after="60"/>
             </w:pPr>
             <w:r>
               <w:rPr>
-                <w:rFonts w:ascii="Times New Roman" w:hAnsi="Times New Roman"/>
+                <w:rFonts w:ascii="Times New Roman" w:hAnsi="Times New Roman" w:cs="Times New Roman" w:eastAsia="Times New Roman"/>
                 <w:b w:val="0"/>
-                <w:sz w:val="22"/>
+                <w:i w:val="0"/>
+                <w:sz w:val="26"/>
+                <w:szCs w:val="26"/>
               </w:rPr>
               <w:t>{{truoc_vat}}</w:t>
             </w:r>
@@ -1102,18 +1244,20 @@
         </w:tc>
         <w:tc>
           <w:tcPr>
-            <w:tcW w:type="dxa" w:w="1344"/>
+            <w:tcW w:type="dxa" w:w="1000"/>
           </w:tcPr>
           <w:p>
             <w:pPr>
-              <w:spacing w:before="20" w:after="20"/>
               <w:jc w:val="center"/>
+              <w:spacing w:line="276" w:lineRule="auto" w:before="60" w:after="60"/>
             </w:pPr>
             <w:r>
               <w:rPr>
-                <w:rFonts w:ascii="Times New Roman" w:hAnsi="Times New Roman"/>
+                <w:rFonts w:ascii="Times New Roman" w:hAnsi="Times New Roman" w:cs="Times New Roman" w:eastAsia="Times New Roman"/>
                 <w:b w:val="0"/>
-                <w:sz w:val="22"/>
+                <w:i w:val="0"/>
+                <w:sz w:val="26"/>
+                <w:szCs w:val="26"/>
               </w:rPr>
               <w:t>{{tien_vat}}</w:t>
             </w:r>
@@ -1121,18 +1265,20 @@
         </w:tc>
         <w:tc>
           <w:tcPr>
-            <w:tcW w:type="dxa" w:w="1344"/>
+            <w:tcW w:type="dxa" w:w="1420"/>
           </w:tcPr>
           <w:p>
             <w:pPr>
-              <w:spacing w:before="20" w:after="20"/>
               <w:jc w:val="center"/>
+              <w:spacing w:line="276" w:lineRule="auto" w:before="60" w:after="60"/>
             </w:pPr>
             <w:r>
               <w:rPr>
-                <w:rFonts w:ascii="Times New Roman" w:hAnsi="Times New Roman"/>
+                <w:rFonts w:ascii="Times New Roman" w:hAnsi="Times New Roman" w:cs="Times New Roman" w:eastAsia="Times New Roman"/>
                 <w:b w:val="0"/>
-                <w:sz w:val="22"/>
+                <w:i w:val="0"/>
+                <w:sz w:val="26"/>
+                <w:szCs w:val="26"/>
               </w:rPr>
               <w:t>{{sau_vat}}</w:t>
             </w:r>
@@ -1142,19 +1288,21 @@
       <w:tr>
         <w:tc>
           <w:tcPr>
-            <w:tcW w:type="dxa" w:w="5376"/>
+            <w:tcW w:type="dxa" w:w="5572"/>
             <w:gridSpan w:val="4"/>
           </w:tcPr>
           <w:p>
             <w:pPr>
-              <w:spacing w:before="20" w:after="20"/>
               <w:jc w:val="center"/>
+              <w:spacing w:line="276" w:lineRule="auto" w:before="60" w:after="60"/>
             </w:pPr>
             <w:r>
               <w:rPr>
-                <w:rFonts w:ascii="Times New Roman" w:hAnsi="Times New Roman"/>
+                <w:rFonts w:ascii="Times New Roman" w:hAnsi="Times New Roman" w:cs="Times New Roman" w:eastAsia="Times New Roman"/>
                 <w:b/>
-                <w:sz w:val="22"/>
+                <w:i w:val="0"/>
+                <w:sz w:val="26"/>
+                <w:szCs w:val="26"/>
               </w:rPr>
               <w:t>Tổng cộng</w:t>
             </w:r>
@@ -1162,18 +1310,20 @@
         </w:tc>
         <w:tc>
           <w:tcPr>
-            <w:tcW w:type="dxa" w:w="1344"/>
+            <w:tcW w:type="dxa" w:w="1420"/>
           </w:tcPr>
           <w:p>
             <w:pPr>
-              <w:spacing w:before="20" w:after="20"/>
               <w:jc w:val="center"/>
+              <w:spacing w:line="276" w:lineRule="auto" w:before="60" w:after="60"/>
             </w:pPr>
             <w:r>
               <w:rPr>
-                <w:rFonts w:ascii="Times New Roman" w:hAnsi="Times New Roman"/>
+                <w:rFonts w:ascii="Times New Roman" w:hAnsi="Times New Roman" w:cs="Times New Roman" w:eastAsia="Times New Roman"/>
                 <w:b/>
-                <w:sz w:val="22"/>
+                <w:i w:val="0"/>
+                <w:sz w:val="26"/>
+                <w:szCs w:val="26"/>
               </w:rPr>
               <w:t>{{truoc_vat}}</w:t>
             </w:r>
@@ -1181,18 +1331,20 @@
         </w:tc>
         <w:tc>
           <w:tcPr>
-            <w:tcW w:type="dxa" w:w="1344"/>
+            <w:tcW w:type="dxa" w:w="1000"/>
           </w:tcPr>
           <w:p>
             <w:pPr>
-              <w:spacing w:before="20" w:after="20"/>
               <w:jc w:val="center"/>
+              <w:spacing w:line="276" w:lineRule="auto" w:before="60" w:after="60"/>
             </w:pPr>
             <w:r>
               <w:rPr>
-                <w:rFonts w:ascii="Times New Roman" w:hAnsi="Times New Roman"/>
+                <w:rFonts w:ascii="Times New Roman" w:hAnsi="Times New Roman" w:cs="Times New Roman" w:eastAsia="Times New Roman"/>
                 <w:b/>
-                <w:sz w:val="22"/>
+                <w:i w:val="0"/>
+                <w:sz w:val="26"/>
+                <w:szCs w:val="26"/>
               </w:rPr>
               <w:t>{{tien_vat}}</w:t>
             </w:r>
@@ -1200,18 +1352,20 @@
         </w:tc>
         <w:tc>
           <w:tcPr>
-            <w:tcW w:type="dxa" w:w="1344"/>
+            <w:tcW w:type="dxa" w:w="1420"/>
           </w:tcPr>
           <w:p>
             <w:pPr>
-              <w:spacing w:before="20" w:after="20"/>
               <w:jc w:val="center"/>
+              <w:spacing w:line="276" w:lineRule="auto" w:before="60" w:after="60"/>
             </w:pPr>
             <w:r>
               <w:rPr>
-                <w:rFonts w:ascii="Times New Roman" w:hAnsi="Times New Roman"/>
+                <w:rFonts w:ascii="Times New Roman" w:hAnsi="Times New Roman" w:cs="Times New Roman" w:eastAsia="Times New Roman"/>
                 <w:b/>
-                <w:sz w:val="22"/>
+                <w:i w:val="0"/>
+                <w:sz w:val="26"/>
+                <w:szCs w:val="26"/>
               </w:rPr>
               <w:t>{{sau_vat}}</w:t>
             </w:r>
@@ -1221,29 +1375,22 @@
     </w:tbl>
     <w:p>
       <w:pPr>
-        <w:spacing w:before="0" w:after="120"/>
         <w:jc w:val="left"/>
+        <w:spacing w:line="276" w:lineRule="auto" w:before="60" w:after="60"/>
+      </w:pPr>
+    </w:p>
+    <w:p>
+      <w:pPr>
+        <w:jc w:val="left"/>
+        <w:spacing w:line="276" w:lineRule="auto" w:before="0" w:after="0"/>
       </w:pPr>
       <w:r>
         <w:rPr>
-          <w:rFonts w:ascii="Times New Roman" w:hAnsi="Times New Roman"/>
+          <w:rFonts w:ascii="Times New Roman" w:hAnsi="Times New Roman" w:cs="Times New Roman" w:eastAsia="Times New Roman"/>
           <w:b w:val="0"/>
           <w:i w:val="0"/>
           <w:sz w:val="26"/>
-        </w:rPr>
-      </w:r>
-    </w:p>
-    <w:p>
-      <w:pPr>
-        <w:spacing w:before="0" w:after="40"/>
-        <w:jc w:val="right"/>
-      </w:pPr>
-      <w:r>
-        <w:rPr>
-          <w:rFonts w:ascii="Times New Roman" w:hAnsi="Times New Roman"/>
-          <w:b w:val="0"/>
-          <w:i w:val="0"/>
-          <w:sz w:val="24"/>
+          <w:szCs w:val="26"/>
         </w:rPr>
         <w:tab/>
         <w:tab/>
@@ -1254,18 +1401,35 @@
     </w:p>
     <w:p>
       <w:pPr>
-        <w:spacing w:before="0" w:after="120"/>
-        <w:jc w:val="right"/>
+        <w:jc w:val="left"/>
+        <w:spacing w:line="276" w:lineRule="auto" w:before="0" w:after="0"/>
+      </w:pPr>
+    </w:p>
+    <w:p>
+      <w:pPr>
+        <w:jc w:val="left"/>
+        <w:spacing w:line="276" w:lineRule="auto" w:before="0" w:after="0"/>
+      </w:pPr>
+    </w:p>
+    <w:p>
+      <w:pPr>
+        <w:jc w:val="left"/>
+        <w:spacing w:line="276" w:lineRule="auto" w:before="0" w:after="0"/>
+      </w:pPr>
+    </w:p>
+    <w:p>
+      <w:pPr>
+        <w:jc w:val="left"/>
+        <w:spacing w:line="276" w:lineRule="auto" w:before="0" w:after="0"/>
       </w:pPr>
       <w:r>
         <w:rPr>
-          <w:rFonts w:ascii="Times New Roman" w:hAnsi="Times New Roman"/>
+          <w:rFonts w:ascii="Times New Roman" w:hAnsi="Times New Roman" w:cs="Times New Roman" w:eastAsia="Times New Roman"/>
           <w:b/>
           <w:i w:val="0"/>
-          <w:sz w:val="24"/>
+          <w:sz w:val="26"/>
+          <w:szCs w:val="26"/>
         </w:rPr>
-        <w:br/>
-        <w:br/>
         <w:tab/>
         <w:tab/>
         <w:tab/>
@@ -1275,7 +1439,7 @@
     </w:p>
     <w:sectPr>
       <w:pgSz w:w="12240" w:h="15840"/>
-      <w:pgMar w:top="1417" w:right="1134" w:bottom="1417" w:left="1701" w:header="720" w:footer="720" w:gutter="0"/>
+      <w:pgMar w:top="1134" w:right="1134" w:bottom="1134" w:left="1417" w:header="720" w:footer="720" w:gutter="0"/>
       <w:cols w:space="720"/>
       <w:docGrid w:linePitch="360"/>
     </w:sectPr>
